--- a/library/_deliverables/sccm-application-migration-to-intune-win32/SCCMAPP-Solution.docx
+++ b/library/_deliverables/sccm-application-migration-to-intune-win32/SCCMAPP-Solution.docx
@@ -91,7 +91,7 @@
         <w:rPr>
           <w:b/>
         </w:rPr>
-        <w:t>Phoenixtekk Workplace Marketplace · Migrations</w:t>
+        <w:t>White-label · Migrations</w:t>
       </w:r>
     </w:p>
     <w:p>
@@ -195,7 +195,7 @@
         <w:pStyle w:val="Heading2"/>
       </w:pPr>
       <w:r>
-        <w:t>The Phoenixtekk deployment model</w:t>
+        <w:t>The standard deployment model</w:t>
       </w:r>
     </w:p>
     <w:p>
@@ -786,7 +786,7 @@
         <w:pStyle w:val="Heading2"/>
       </w:pPr>
       <w:r>
-        <w:t>The standard Phoenixtekk deployment model</w:t>
+        <w:t>The standard deployment model</w:t>
       </w:r>
     </w:p>
     <w:p>
@@ -798,7 +798,7 @@
           <w:i/>
           <w:color w:val="2E86C1"/>
         </w:rPr>
-        <w:t>Inventory SCCM apps → repackage into .intunewin with detection/requirement/dependency parity → assign to a pilot ring → validate install + detection per app → expand to broad and retire the SCCM deployment. Phoenixtekk pattern: Assess → Configure → Pilot → Validate → Expand.</w:t>
+        <w:t>Inventory SCCM apps → repackage into .intunewin with detection/requirement/dependency parity → assign to a pilot ring → validate install + detection per app → expand to broad and retire the SCCM deployment. repeatable pattern: Assess → Configure → Pilot → Validate → Expand.</w:t>
       </w:r>
     </w:p>
     <w:p>
@@ -5166,7 +5166,7 @@
         <w:pStyle w:val="ListBullet"/>
       </w:pPr>
       <w:r>
-        <w:t>A repeatable process following the Phoenixtekk model: Assess → Configure → Pilot → Validate → Expand.</w:t>
+        <w:t>A repeatable process following the repeatable model: Assess → Configure → Pilot → Validate → Expand.</w:t>
       </w:r>
     </w:p>
     <w:p>
@@ -5216,7 +5216,7 @@
         <w:t>Purpose:</w:t>
       </w:r>
       <w:r>
-        <w:t xml:space="preserve"> Reads the Configuration Manager application estate and exports, per application: each deployment type, its install/uninstall command, detection method, requirements, dependencies, and supersedence — the source-of-truth map for repackaging into Intune Win32. HOW TO RUN Run on a workstation with the Configuration Manager console/module and a Read-only Analyst (or better) SCCM role, from the site drive: powershell -ExecutionPolicy Bypass -File .\SCCMAPP-Discovery.ps1 -SiteCode P01 -CsvPath C:\Temp\sccm-apps.csv EXPECTED RESULTS A per-deployment-type table (app, deployment type, install command, detection type, dependency + supersedence flags) on screen and, if -CsvPath is given, a CSV to migrate from. .NOTES Phoenixtekk Workplace Marketplace — Migrations. Read-only against Configuration Manager. #&gt; [CmdletBinding()] param( [Parameter(Mandatory)][string]$SiteCode, [string]$CsvPath )</w:t>
+        <w:t xml:space="preserve"> Reads the Configuration Manager application estate and exports, per application: each deployment type, its install/uninstall command, detection method, requirements, dependencies, and supersedence — the source-of-truth map for repackaging into Intune Win32. HOW TO RUN Run on a workstation with the Configuration Manager console/module and a Read-only Analyst (or better) SCCM role, from the site drive: powershell -ExecutionPolicy Bypass -File .\SCCMAPP-Discovery.ps1 -SiteCode P01 -CsvPath C:\Temp\sccm-apps.csv EXPECTED RESULTS A per-deployment-type table (app, deployment type, install command, detection type, dependency + supersedence flags) on screen and, if -CsvPath is given, a CSV to migrate from. .NOTES White-label — Migrations. Read-only against Configuration Manager. #&gt; [CmdletBinding()] param( [Parameter(Mandatory)][string]$SiteCode, [string]$CsvPath )</w:t>
       </w:r>
     </w:p>
     <w:p>
@@ -5227,7 +5227,7 @@
         <w:t>How to run:</w:t>
       </w:r>
       <w:r>
-        <w:t xml:space="preserve"> Run on a workstation with the Configuration Manager console/module and a Read-only Analyst (or better) SCCM role, from the site drive: powershell -ExecutionPolicy Bypass -File .\SCCMAPP-Discovery.ps1 -SiteCode P01 -CsvPath C:\Temp\sccm-apps.csv EXPECTED RESULTS A per-deployment-type table (app, deployment type, install command, detection type, dependency + supersedence flags) on screen and, if -CsvPath is given, a CSV to migrate from. .NOTES Phoenixtekk Workplace Marketplace — Migrations. Read-only against Configuration Manager. #&gt; [CmdletBinding()] param( [Parameter(Mandatory)][string]$SiteCode, [string]$CsvPath )</w:t>
+        <w:t xml:space="preserve"> Run on a workstation with the Configuration Manager console/module and a Read-only Analyst (or better) SCCM role, from the site drive: powershell -ExecutionPolicy Bypass -File .\SCCMAPP-Discovery.ps1 -SiteCode P01 -CsvPath C:\Temp\sccm-apps.csv EXPECTED RESULTS A per-deployment-type table (app, deployment type, install command, detection type, dependency + supersedence flags) on screen and, if -CsvPath is given, a CSV to migrate from. .NOTES White-label — Migrations. Read-only against Configuration Manager. #&gt; [CmdletBinding()] param( [Parameter(Mandatory)][string]$SiteCode, [string]$CsvPath )</w:t>
       </w:r>
     </w:p>
     <w:p>
@@ -5246,7 +5246,7 @@
         <w:t>Purpose:</w:t>
       </w:r>
       <w:r>
-        <w:t xml:space="preserve"> For a device where the migrated app reports Failed: triggers an Intune/MDM sync so the Win32 app re-evaluates, and re-runs the Intune Management Extension detection cycle. Reports what it would do; makes changes only when -WhatIf is turned off with -Execute. HOW TO RUN Elevated, on the affected device. Preview (default, no changes): powershell -ExecutionPolicy Bypass -File .\SCCMAPP-Remediation.ps1 Apply the sync/re-evaluate: powershell -ExecutionPolicy Bypass -File .\SCCMAPP-Remediation.ps1 -Execute EXPECTED RESULTS In preview: the actions that would run. With -Execute: an MDM sync requested and the IME service restarted so the app re-evaluates. Re-run SCCMAPP-Validation.ps1 after a policy cycle. .NOTES Phoenixtekk Workplace Marketplace — Migrations. Default is preview (-WhatIf); -Execute to apply. #&gt; [CmdletBinding()] param([switch]$Execute) $whatIf = -not $Execute Write-Host "=== SCCMAPP Remediation — $($env:COMPUTERNAME) ($(if($whatIf){'PREVIEW / -WhatIf'}else{'EXECUTE'})) ===" -ForegroundColor Cyan</w:t>
+        <w:t xml:space="preserve"> For a device where the migrated app reports Failed: triggers an Intune/MDM sync so the Win32 app re-evaluates, and re-runs the Intune Management Extension detection cycle. Reports what it would do; makes changes only when -WhatIf is turned off with -Execute. HOW TO RUN Elevated, on the affected device. Preview (default, no changes): powershell -ExecutionPolicy Bypass -File .\SCCMAPP-Remediation.ps1 Apply the sync/re-evaluate: powershell -ExecutionPolicy Bypass -File .\SCCMAPP-Remediation.ps1 -Execute EXPECTED RESULTS In preview: the actions that would run. With -Execute: an MDM sync requested and the IME service restarted so the app re-evaluates. Re-run SCCMAPP-Validation.ps1 after a policy cycle. .NOTES White-label — Migrations. Default is preview (-WhatIf); -Execute to apply. #&gt; [CmdletBinding()] param([switch]$Execute) $whatIf = -not $Execute Write-Host "=== SCCMAPP Remediation — $($env:COMPUTERNAME) ($(if($whatIf){'PREVIEW / -WhatIf'}else{'EXECUTE'})) ===" -ForegroundColor Cyan</w:t>
       </w:r>
     </w:p>
     <w:p>
@@ -5257,7 +5257,7 @@
         <w:t>How to run:</w:t>
       </w:r>
       <w:r>
-        <w:t xml:space="preserve"> Elevated, on the affected device. Preview (default, no changes): powershell -ExecutionPolicy Bypass -File .\SCCMAPP-Remediation.ps1 Apply the sync/re-evaluate: powershell -ExecutionPolicy Bypass -File .\SCCMAPP-Remediation.ps1 -Execute EXPECTED RESULTS In preview: the actions that would run. With -Execute: an MDM sync requested and the IME service restarted so the app re-evaluates. Re-run SCCMAPP-Validation.ps1 after a policy cycle. .NOTES Phoenixtekk Workplace Marketplace — Migrations. Default is preview (-WhatIf); -Execute to apply. #&gt; [CmdletBinding()] param([switch]$Execute) $whatIf = -not $Execute Write-Host "=== SCCMAPP Remediation — $($env:COMPUTERNAME) ($(if($whatIf){'PREVIEW / -WhatIf'}else{'EXECUTE'})) ===" -ForegroundColor Cyan</w:t>
+        <w:t xml:space="preserve"> Elevated, on the affected device. Preview (default, no changes): powershell -ExecutionPolicy Bypass -File .\SCCMAPP-Remediation.ps1 Apply the sync/re-evaluate: powershell -ExecutionPolicy Bypass -File .\SCCMAPP-Remediation.ps1 -Execute EXPECTED RESULTS In preview: the actions that would run. With -Execute: an MDM sync requested and the IME service restarted so the app re-evaluates. Re-run SCCMAPP-Validation.ps1 after a policy cycle. .NOTES White-label — Migrations. Default is preview (-WhatIf); -Execute to apply. #&gt; [CmdletBinding()] param([switch]$Execute) $whatIf = -not $Execute Write-Host "=== SCCMAPP Remediation — $($env:COMPUTERNAME) ($(if($whatIf){'PREVIEW / -WhatIf'}else{'EXECUTE'})) ===" -ForegroundColor Cyan</w:t>
       </w:r>
     </w:p>
     <w:p>
@@ -5276,7 +5276,7 @@
         <w:t>Purpose:</w:t>
       </w:r>
       <w:r>
-        <w:t xml:space="preserve"> Lists the Intune Win32 (win32LobApp) apps and, for each, pulls the deployment install summary (installed / failed / pending / not applicable) so you can see repackage coverage and how the migrated apps are actually deploying across the fleet. HOW TO RUN powershell -ExecutionPolicy Bypass -File .\SCCMAPP-Report.ps1 -CsvPath C:\Temp\sccmapp-report.csv Requires the Microsoft Graph SDK and DeviceManagementApps.Read.All. EXPECTED RESULTS A per-app table of installed/failed/pending counts and a total Win32-app coverage line; an optional per-app CSV. .NOTES Phoenixtekk Workplace Marketplace — Migrations. Read-only against Graph. #&gt; [CmdletBinding()] param([string]$CsvPath) if (-not (Get-Module -ListAvailable -Name Microsoft.Graph.Authentication)) { Install-Module Microsoft.Graph -Scope CurrentUser -Force -AllowClobber } Import-Module Microsoft.Graph.Authentication -ErrorAction Stop Connect-MgGraph -Scopes 'DeviceManagementApps.Read.All' -NoWelcome</w:t>
+        <w:t xml:space="preserve"> Lists the Intune Win32 (win32LobApp) apps and, for each, pulls the deployment install summary (installed / failed / pending / not applicable) so you can see repackage coverage and how the migrated apps are actually deploying across the fleet. HOW TO RUN powershell -ExecutionPolicy Bypass -File .\SCCMAPP-Report.ps1 -CsvPath C:\Temp\sccmapp-report.csv Requires the Microsoft Graph SDK and DeviceManagementApps.Read.All. EXPECTED RESULTS A per-app table of installed/failed/pending counts and a total Win32-app coverage line; an optional per-app CSV. .NOTES White-label — Migrations. Read-only against Graph. #&gt; [CmdletBinding()] param([string]$CsvPath) if (-not (Get-Module -ListAvailable -Name Microsoft.Graph.Authentication)) { Install-Module Microsoft.Graph -Scope CurrentUser -Force -AllowClobber } Import-Module Microsoft.Graph.Authentication -ErrorAction Stop Connect-MgGraph -Scopes 'DeviceManagementApps.Read.All' -NoWelcome</w:t>
       </w:r>
     </w:p>
     <w:p>
@@ -5287,7 +5287,7 @@
         <w:t>How to run:</w:t>
       </w:r>
       <w:r>
-        <w:t xml:space="preserve"> powershell -ExecutionPolicy Bypass -File .\SCCMAPP-Report.ps1 -CsvPath C:\Temp\sccmapp-report.csv Requires the Microsoft Graph SDK and DeviceManagementApps.Read.All. EXPECTED RESULTS A per-app table of installed/failed/pending counts and a total Win32-app coverage line; an optional per-app CSV. .NOTES Phoenixtekk Workplace Marketplace — Migrations. Read-only against Graph. #&gt; [CmdletBinding()] param([string]$CsvPath) if (-not (Get-Module -ListAvailable -Name Microsoft.Graph.Authentication)) { Install-Module Microsoft.Graph -Scope CurrentUser -Force -AllowClobber } Import-Module Microsoft.Graph.Authentication -ErrorAction Stop Connect-MgGraph -Scopes 'DeviceManagementApps.Read.All' -NoWelcome</w:t>
+        <w:t xml:space="preserve"> powershell -ExecutionPolicy Bypass -File .\SCCMAPP-Report.ps1 -CsvPath C:\Temp\sccmapp-report.csv Requires the Microsoft Graph SDK and DeviceManagementApps.Read.All. EXPECTED RESULTS A per-app table of installed/failed/pending counts and a total Win32-app coverage line; an optional per-app CSV. .NOTES White-label — Migrations. Read-only against Graph. #&gt; [CmdletBinding()] param([string]$CsvPath) if (-not (Get-Module -ListAvailable -Name Microsoft.Graph.Authentication)) { Install-Module Microsoft.Graph -Scope CurrentUser -Force -AllowClobber } Import-Module Microsoft.Graph.Authentication -ErrorAction Stop Connect-MgGraph -Scopes 'DeviceManagementApps.Read.All' -NoWelcome</w:t>
       </w:r>
     </w:p>
     <w:p>
@@ -5306,7 +5306,7 @@
         <w:t>Purpose:</w:t>
       </w:r>
       <w:r>
-        <w:t xml:space="preserve"> Creates (idempotently) the Entra security groups used to assign migrated Win32 apps by ring, following the &lt;Purpose&gt; - &lt;Scope&gt; - &lt;Stage&gt; convention: "App Migration - Pilot Devices - Ring 1" and "App Migration - Broad Devices - Ring 2". Optionally adds device object IDs to the pilot ring so the same devices that received the SCCM deployment get the migrated app first. HOW TO RUN powershell -ExecutionPolicy Bypass -File .\SCCMAPP-Set-AppRingTargeting.ps1 powershell -ExecutionPolicy Bypass -File .\SCCMAPP-Set-AppRingTargeting.ps1 -PilotDeviceIds id1,id2 Requires the Microsoft Graph SDK and Group.ReadWrite.All (+ Device.Read.All to add members). EXPECTED RESULTS Both ring groups exist (created if missing) and their object IDs are printed; any supplied pilot device IDs are added to the pilot ring. .NOTES Phoenixtekk Workplace Marketplace — Migrations. Creates/updates Entra groups. #&gt; [CmdletBinding()] param([string[]]$PilotDeviceIds) if (-not (Get-Module -ListAvailable -Name Microsoft.Graph.Authentication)) { Install-Module Microsoft.Graph -Scope CurrentUser -Force -AllowClobber } Import-Module Microsoft.Graph.Authentication -ErrorAction Stop Connect-MgGraph -Scopes 'Group.ReadWrite.All','Device.Read.All' -NoWelcome</w:t>
+        <w:t xml:space="preserve"> Creates (idempotently) the Entra security groups used to assign migrated Win32 apps by ring, following the &lt;Purpose&gt; - &lt;Scope&gt; - &lt;Stage&gt; convention: "App Migration - Pilot Devices - Ring 1" and "App Migration - Broad Devices - Ring 2". Optionally adds device object IDs to the pilot ring so the same devices that received the SCCM deployment get the migrated app first. HOW TO RUN powershell -ExecutionPolicy Bypass -File .\SCCMAPP-Set-AppRingTargeting.ps1 powershell -ExecutionPolicy Bypass -File .\SCCMAPP-Set-AppRingTargeting.ps1 -PilotDeviceIds id1,id2 Requires the Microsoft Graph SDK and Group.ReadWrite.All (+ Device.Read.All to add members). EXPECTED RESULTS Both ring groups exist (created if missing) and their object IDs are printed; any supplied pilot device IDs are added to the pilot ring. .NOTES White-label — Migrations. Creates/updates Entra groups. #&gt; [CmdletBinding()] param([string[]]$PilotDeviceIds) if (-not (Get-Module -ListAvailable -Name Microsoft.Graph.Authentication)) { Install-Module Microsoft.Graph -Scope CurrentUser -Force -AllowClobber } Import-Module Microsoft.Graph.Authentication -ErrorAction Stop Connect-MgGraph -Scopes 'Group.ReadWrite.All','Device.Read.All' -NoWelcome</w:t>
       </w:r>
     </w:p>
     <w:p>
@@ -5317,7 +5317,7 @@
         <w:t>How to run:</w:t>
       </w:r>
       <w:r>
-        <w:t xml:space="preserve"> powershell -ExecutionPolicy Bypass -File .\SCCMAPP-Set-AppRingTargeting.ps1 powershell -ExecutionPolicy Bypass -File .\SCCMAPP-Set-AppRingTargeting.ps1 -PilotDeviceIds id1,id2 Requires the Microsoft Graph SDK and Group.ReadWrite.All (+ Device.Read.All to add members). EXPECTED RESULTS Both ring groups exist (created if missing) and their object IDs are printed; any supplied pilot device IDs are added to the pilot ring. .NOTES Phoenixtekk Workplace Marketplace — Migrations. Creates/updates Entra groups. #&gt; [CmdletBinding()] param([string[]]$PilotDeviceIds) if (-not (Get-Module -ListAvailable -Name Microsoft.Graph.Authentication)) { Install-Module Microsoft.Graph -Scope CurrentUser -Force -AllowClobber } Import-Module Microsoft.Graph.Authentication -ErrorAction Stop Connect-MgGraph -Scopes 'Group.ReadWrite.All','Device.Read.All' -NoWelcome</w:t>
+        <w:t xml:space="preserve"> powershell -ExecutionPolicy Bypass -File .\SCCMAPP-Set-AppRingTargeting.ps1 powershell -ExecutionPolicy Bypass -File .\SCCMAPP-Set-AppRingTargeting.ps1 -PilotDeviceIds id1,id2 Requires the Microsoft Graph SDK and Group.ReadWrite.All (+ Device.Read.All to add members). EXPECTED RESULTS Both ring groups exist (created if missing) and their object IDs are printed; any supplied pilot device IDs are added to the pilot ring. .NOTES White-label — Migrations. Creates/updates Entra groups. #&gt; [CmdletBinding()] param([string[]]$PilotDeviceIds) if (-not (Get-Module -ListAvailable -Name Microsoft.Graph.Authentication)) { Install-Module Microsoft.Graph -Scope CurrentUser -Force -AllowClobber } Import-Module Microsoft.Graph.Authentication -ErrorAction Stop Connect-MgGraph -Scopes 'Group.ReadWrite.All','Device.Read.All' -NoWelcome</w:t>
       </w:r>
     </w:p>
     <w:p>
